--- a/public/temas/ejercicio-1/ESQUEMA TEMA 21.docx
+++ b/public/temas/ejercicio-1/ESQUEMA TEMA 21.docx
@@ -3124,7 +3124,7 @@
           <w:b/>
           <w:sz w:val="22"/>
         </w:rPr>
-        <w:t>7.588 millones de euros</w:t>
+        <w:t>7.588 M€</w:t>
       </w:r>
     </w:p>
     <w:p>
